--- a/examples/clustering/doc/clu_tune.docx
+++ b/examples/clustering/doc/clu_tune.docx
@@ -505,7 +505,7 @@
         <w:rPr>
           <w:rStyle w:val="VerbatimChar"/>
         </w:rPr>
-        <w:t xml:space="preserve">##  4 11 50 11 11 12 11 18 22</w:t>
+        <w:t xml:space="preserve">## 12  9 50 12 20  4 17 14 12</w:t>
       </w:r>
     </w:p>
     <w:p>
@@ -637,16 +637,16 @@
         <w:rPr>
           <w:rStyle w:val="VerbatimChar"/>
         </w:rPr>
-        <w:t xml:space="preserve">## 1 1     0         4 0     </w:t>
-      </w:r>
-      <w:r>
-        <w:br/>
-      </w:r>
-      <w:r>
-        <w:rPr>
-          <w:rStyle w:val="VerbatimChar"/>
-        </w:rPr>
-        <w:t xml:space="preserve">## 2 2     0        11 0     </w:t>
+        <w:t xml:space="preserve">## 1 1     0        12 0     </w:t>
+      </w:r>
+      <w:r>
+        <w:br/>
+      </w:r>
+      <w:r>
+        <w:rPr>
+          <w:rStyle w:val="VerbatimChar"/>
+        </w:rPr>
+        <w:t xml:space="preserve">## 2 2     0         9 0     </w:t>
       </w:r>
       <w:r>
         <w:br/>
@@ -664,52 +664,52 @@
         <w:rPr>
           <w:rStyle w:val="VerbatimChar"/>
         </w:rPr>
-        <w:t xml:space="preserve">## 4 4     0        11 0     </w:t>
-      </w:r>
-      <w:r>
-        <w:br/>
-      </w:r>
-      <w:r>
-        <w:rPr>
-          <w:rStyle w:val="VerbatimChar"/>
-        </w:rPr>
-        <w:t xml:space="preserve">## 5 5     0        11 0     </w:t>
-      </w:r>
-      <w:r>
-        <w:br/>
-      </w:r>
-      <w:r>
-        <w:rPr>
-          <w:rStyle w:val="VerbatimChar"/>
-        </w:rPr>
-        <w:t xml:space="preserve">## 6 6     0        12 0     </w:t>
-      </w:r>
-      <w:r>
-        <w:br/>
-      </w:r>
-      <w:r>
-        <w:rPr>
-          <w:rStyle w:val="VerbatimChar"/>
-        </w:rPr>
-        <w:t xml:space="preserve">## 7 7     0.439    11 0.0322</w:t>
-      </w:r>
-      <w:r>
-        <w:br/>
-      </w:r>
-      <w:r>
-        <w:rPr>
-          <w:rStyle w:val="VerbatimChar"/>
-        </w:rPr>
-        <w:t xml:space="preserve">## 8 8     0.650    18 0.0780</w:t>
-      </w:r>
-      <w:r>
-        <w:br/>
-      </w:r>
-      <w:r>
-        <w:rPr>
-          <w:rStyle w:val="VerbatimChar"/>
-        </w:rPr>
-        <w:t xml:space="preserve">## 9 9     0        22 0     </w:t>
+        <w:t xml:space="preserve">## 4 4     0        12 0     </w:t>
+      </w:r>
+      <w:r>
+        <w:br/>
+      </w:r>
+      <w:r>
+        <w:rPr>
+          <w:rStyle w:val="VerbatimChar"/>
+        </w:rPr>
+        <w:t xml:space="preserve">## 5 5     0.286    20 0.0382</w:t>
+      </w:r>
+      <w:r>
+        <w:br/>
+      </w:r>
+      <w:r>
+        <w:rPr>
+          <w:rStyle w:val="VerbatimChar"/>
+        </w:rPr>
+        <w:t xml:space="preserve">## 6 6     0         4 0     </w:t>
+      </w:r>
+      <w:r>
+        <w:br/>
+      </w:r>
+      <w:r>
+        <w:rPr>
+          <w:rStyle w:val="VerbatimChar"/>
+        </w:rPr>
+        <w:t xml:space="preserve">## 7 7     0.672    17 0.0762</w:t>
+      </w:r>
+      <w:r>
+        <w:br/>
+      </w:r>
+      <w:r>
+        <w:rPr>
+          <w:rStyle w:val="VerbatimChar"/>
+        </w:rPr>
+        <w:t xml:space="preserve">## 8 8     0        14 0     </w:t>
+      </w:r>
+      <w:r>
+        <w:br/>
+      </w:r>
+      <w:r>
+        <w:rPr>
+          <w:rStyle w:val="VerbatimChar"/>
+        </w:rPr>
+        <w:t xml:space="preserve">## 9 9     0        12 0     </w:t>
       </w:r>
       <w:r>
         <w:br/>
@@ -736,7 +736,7 @@
         <w:rPr>
           <w:rStyle w:val="VerbatimChar"/>
         </w:rPr>
-        <w:t xml:space="preserve">## [1] 0.1102325</w:t>
+        <w:t xml:space="preserve">## [1] 0.1143797</w:t>
       </w:r>
       <w:r>
         <w:br/>
@@ -783,13 +783,7 @@
         <w:t xml:space="preserve"> </w:t>
       </w:r>
       <w:r>
-        <w:t xml:space="preserve">“</w:t>
-      </w:r>
-      <w:r>
-        <w:t xml:space="preserve">Kneedle</w:t>
-      </w:r>
-      <w:r>
-        <w:t xml:space="preserve">”</w:t>
+        <w:t xml:space="preserve">“Kneedle”</w:t>
       </w:r>
       <w:r>
         <w:t xml:space="preserve"> </w:t>
@@ -798,7 +792,11 @@
         <w:t xml:space="preserve">in a Haystack: Detecting Knee Points in System Behavior.</w:t>
       </w:r>
     </w:p>
-    <w:sectPr/>
+    <w:sectPr>
+      <w:footnotePr>
+        <w:numRestart w:val="eachSect"/>
+      </w:footnotePr>
+    </w:sectPr>
   </w:body>
 </w:document>
 </file>
@@ -970,8 +968,6 @@
     </w:pPr>
     <w:rPr>
       <w:rFonts w:asciiTheme="majorHAnsi" w:cstheme="majorBidi" w:eastAsiaTheme="majorEastAsia" w:hAnsiTheme="majorHAnsi"/>
-      <w:spacing w:val="-10"/>
-      <w:kern w:val="28"/>
       <w:sz w:val="56"/>
       <w:szCs w:val="56"/>
     </w:rPr>
@@ -984,15 +980,13 @@
     <w:rsid w:val="00A10FD9"/>
     <w:rPr>
       <w:rFonts w:asciiTheme="majorHAnsi" w:cstheme="majorBidi" w:eastAsiaTheme="majorEastAsia" w:hAnsiTheme="majorHAnsi"/>
-      <w:spacing w:val="-10"/>
-      <w:kern w:val="28"/>
       <w:sz w:val="56"/>
       <w:szCs w:val="56"/>
     </w:rPr>
   </w:style>
   <w:style w:styleId="Subtitle" w:type="paragraph">
     <w:name w:val="Subtitle"/>
-    <w:basedOn w:val="Normal"/>
+    <w:basedOn w:val="Title"/>
     <w:next w:val="BodyText"/>
     <w:link w:val="SubtitleChar"/>
     <w:uiPriority w:val="11"/>
@@ -1005,7 +999,6 @@
     </w:pPr>
     <w:rPr>
       <w:rFonts w:cstheme="majorBidi" w:eastAsiaTheme="majorEastAsia"/>
-      <w:color w:themeColor="text1" w:themeTint="A6" w:val="595959"/>
       <w:spacing w:val="15"/>
       <w:sz w:val="28"/>
       <w:szCs w:val="28"/>
@@ -1027,23 +1020,31 @@
   </w:style>
   <w:style w:customStyle="1" w:styleId="Author" w:type="paragraph">
     <w:name w:val="Author"/>
+    <w:basedOn w:val="Title"/>
     <w:next w:val="BodyText"/>
     <w:qFormat/>
     <w:pPr>
       <w:keepNext/>
       <w:keepLines/>
-      <w:jc w:val="center"/>
-    </w:pPr>
+    </w:pPr>
+    <w:rPr>
+      <w:sz w:val="24"/>
+      <w:szCs w:val="24"/>
+    </w:rPr>
   </w:style>
   <w:style w:styleId="Date" w:type="paragraph">
     <w:name w:val="Date"/>
+    <w:basedOn w:val="Title"/>
     <w:next w:val="BodyText"/>
     <w:qFormat/>
     <w:pPr>
       <w:keepNext/>
       <w:keepLines/>
-      <w:jc w:val="center"/>
-    </w:pPr>
+    </w:pPr>
+    <w:rPr>
+      <w:sz w:val="24"/>
+      <w:szCs w:val="24"/>
+    </w:rPr>
   </w:style>
   <w:style w:customStyle="1" w:styleId="AbstractTitle" w:type="paragraph">
     <w:name w:val="Abstract Title"/>
@@ -1058,7 +1059,6 @@
     </w:pPr>
     <w:rPr>
       <w:b/>
-      <w:color w:val="345A8A"/>
       <w:sz w:val="20"/>
       <w:szCs w:val="20"/>
     </w:rPr>
